--- a/en/wisdom-stories/flower-of-honesty.docx
+++ b/en/wisdom-stories/flower-of-honesty.docx
@@ -4,204 +4,105 @@
   <w:body>
     <w:p>
       <w:pPr>
-        <w:spacing w:before="0" w:after="60"/>
-        <w:jc w:val="left"/>
+        <w:pStyle w:val="Title"/>
       </w:pPr>
       <w:r>
-        <w:rPr>
-          <w:rFonts w:ascii="Arial" w:hAnsi="Arial" w:eastAsia="Arial"/>
-          <w:i w:val="0"/>
-          <w:color w:val="000000"/>
-          <w:sz w:val="52"/>
-        </w:rPr>
         <w:t>The Flower of Honesty</w:t>
       </w:r>
     </w:p>
     <w:p>
-      <w:pPr>
-        <w:jc w:val="left"/>
-      </w:pPr>
+      <w:pPr/>
       <w:r>
-        <w:rPr>
-          <w:rFonts w:ascii="Arial" w:hAnsi="Arial" w:eastAsia="Arial"/>
-          <w:i w:val="0"/>
-          <w:color w:val="000000"/>
-          <w:sz w:val="22"/>
-        </w:rPr>
-        <w:t>A prince was preparing to ascend the throne. But according to the rules, he had to get married first. In order to choose a suitable candidate, he had the most beautiful girls in the country summoned to his presence.</w:t>
+        <w:t>Before a prince could take the throne, tradition required him to marry. He invited the most beautiful young women in the country to the palace to choose a bride.</w:t>
+      </w:r>
+    </w:p>
+    <w:p>
+      <w:pPr/>
+      <w:r>
+        <w:t>The daughter of a palace servant loved the prince and wanted to attend. Her mother tried to dissuade her, but the young woman was determined.</w:t>
       </w:r>
     </w:p>
     <w:p>
       <w:pPr>
-        <w:jc w:val="left"/>
+        <w:spacing w:after="80"/>
       </w:pPr>
       <w:r>
-        <w:rPr>
-          <w:rFonts w:ascii="Arial" w:hAnsi="Arial" w:eastAsia="Arial"/>
-          <w:i w:val="0"/>
-          <w:color w:val="000000"/>
-          <w:sz w:val="22"/>
-        </w:rPr>
-        <w:t>The daughter of one of the servants in the palace was also in love with the prince. She also told her mother that she wanted to go to the prince's presence. Although her mother tried to dissuade her daughter from this idea, the girl did not change her mind and insisted on going to the presence.</w:t>
+        <w:t>On the appointed day, the women arrived in their finest clothes, each hoping to impress him.</w:t>
+      </w:r>
+    </w:p>
+    <w:p>
+      <w:pPr/>
+      <w:r>
+        <w:t>The prince gave each woman a seed. “Plant this and return in six months,” he said. “I will marry the woman who grows the most beautiful flower.” They went home full of excitement.</w:t>
+      </w:r>
+    </w:p>
+    <w:p>
+      <w:pPr/>
+      <w:r>
+        <w:t>The servant’s daughter planted her seed and tended it carefully, but nothing sprouted. She tried everything she could and asked gardeners for advice, without success. Six months later, she returned with an empty pot. All the other women carried beautiful flowers.</w:t>
+      </w:r>
+    </w:p>
+    <w:p>
+      <w:pPr/>
+      <w:r>
+        <w:t>The prince walked through the hall, examining every pot. Then he announced that he had chosen the servant’s daughter.</w:t>
       </w:r>
     </w:p>
     <w:p>
       <w:pPr>
-        <w:jc w:val="left"/>
+        <w:spacing w:after="80"/>
       </w:pPr>
       <w:r>
-        <w:rPr>
-          <w:rFonts w:ascii="Arial" w:hAnsi="Arial" w:eastAsia="Arial"/>
-          <w:i w:val="0"/>
-          <w:color w:val="000000"/>
-          <w:sz w:val="22"/>
-        </w:rPr>
-        <w:t>The expected day came. The young beautiful girls who gathered at the palace wore their most elegant clothes, decorated themselves, and did their best to impress.</w:t>
+        <w:t>The others protested. How could he choose the only woman who had brought no flower?</w:t>
       </w:r>
     </w:p>
     <w:p>
       <w:pPr>
-        <w:jc w:val="left"/>
+        <w:spacing w:after="80"/>
       </w:pPr>
       <w:r>
-        <w:rPr>
-          <w:rFonts w:ascii="Arial" w:hAnsi="Arial" w:eastAsia="Arial"/>
-          <w:i w:val="0"/>
-          <w:color w:val="000000"/>
-          <w:sz w:val="22"/>
-        </w:rPr>
-        <w:t>The prince gave each of the girls a seed, instructed them to plant it in a pot and return to him in six months. He said that he would choose the one who grows the most beautiful flower and marry her. The girls took the seed and returned home excitedly.</w:t>
+        <w:t>The prince explained:</w:t>
       </w:r>
     </w:p>
     <w:p>
       <w:pPr>
-        <w:jc w:val="left"/>
+        <w:keepNext/>
       </w:pPr>
       <w:r>
-        <w:rPr>
-          <w:rFonts w:ascii="Arial" w:hAnsi="Arial" w:eastAsia="Arial"/>
-          <w:i w:val="0"/>
-          <w:color w:val="000000"/>
-          <w:sz w:val="22"/>
-        </w:rPr>
-        <w:t>The girl in the palace also planted the seed she had received in the pot. Despite her diligent care, not a single sprout grows in the soil. She tries every way, consults with gardeners, but still nothing. When six months are up, the girl is forced to come to the palace with an empty pot. Unlike her, the other girls come with pots full of beautiful flowers.</w:t>
+        <w:t>“She has brought me the most precious flower of all: honesty. None of the seeds I gave you could grow.”</w:t>
       </w:r>
     </w:p>
     <w:p>
       <w:pPr>
-        <w:jc w:val="left"/>
+        <w:keepNext/>
+        <w:keepLines/>
+        <w:spacing w:before="160"/>
       </w:pPr>
       <w:r>
         <w:rPr>
-          <w:rFonts w:ascii="Arial" w:hAnsi="Arial" w:eastAsia="Arial"/>
-          <w:i w:val="0"/>
-          <w:color w:val="000000"/>
-          <w:sz w:val="22"/>
+          <w:b/>
         </w:rPr>
-        <w:t>The time of the selection comes. The prince enters the hall, walks among the girls, and looks at the pots one by one. Finally, he announces in a loud voice that he has chosen the servant's daughter.</w:t>
+        <w:t>Moral:</w:t>
+      </w:r>
+      <w:r>
+        <w:t xml:space="preserve"> Honesty is more valuable than any outward display. Truthfulness and a clear conscience reveal a person’s worth.</w:t>
       </w:r>
     </w:p>
     <w:p>
       <w:pPr>
-        <w:jc w:val="left"/>
+        <w:spacing w:after="80"/>
       </w:pPr>
       <w:r>
         <w:rPr>
-          <w:rFonts w:ascii="Arial" w:hAnsi="Arial" w:eastAsia="Arial"/>
-          <w:i w:val="0"/>
-          <w:color w:val="000000"/>
-          <w:sz w:val="22"/>
+          <w:i/>
+          <w:sz w:val="18"/>
         </w:rPr>
-        <w:t>Everyone is stunned. The other girls protest this decision: how can a girl who comes with an empty pot be chosen as a candidate for the bride?</w:t>
-      </w:r>
-    </w:p>
-    <w:p>
-      <w:pPr>
-        <w:jc w:val="left"/>
-      </w:pPr>
-      <w:r>
-        <w:rPr>
-          <w:rFonts w:ascii="Arial" w:hAnsi="Arial" w:eastAsia="Arial"/>
-          <w:i w:val="0"/>
-          <w:color w:val="000000"/>
-          <w:sz w:val="22"/>
-        </w:rPr>
-        <w:t>The prince explains the reason for his decision as follows:</w:t>
-      </w:r>
-    </w:p>
-    <w:p>
-      <w:pPr>
-        <w:jc w:val="left"/>
-      </w:pPr>
-      <w:r>
-        <w:rPr>
-          <w:rFonts w:ascii="Arial" w:hAnsi="Arial" w:eastAsia="Arial"/>
-          <w:i w:val="0"/>
-          <w:color w:val="000000"/>
-          <w:sz w:val="22"/>
-        </w:rPr>
-        <w:t>— This young lady grew and brought me the most valuable flower. The name of that flower is the flower of honesty. All the seeds that I distributed to you were fake, it was impossible for them to bloom.</w:t>
-      </w:r>
-    </w:p>
-    <w:p>
-      <w:pPr>
-        <w:pStyle w:val="Moral"/>
-        <w:keepNext/>
-        <w:keepLines/>
-        <w:widowControl/>
-        <w:spacing w:before="240" w:after="180" w:line="283" w:lineRule="auto"/>
-        <w:ind w:left="240" w:right="240"/>
-        <w:jc w:val="left"/>
-        <w:pBdr>
-          <w:top w:val="single" w:sz="8" w:space="7" w:color="E8D59A"/>
-          <w:left w:val="single" w:sz="32" w:space="11" w:color="C6A23A"/>
-          <w:bottom w:val="single" w:sz="8" w:space="7" w:color="E8D59A"/>
-          <w:right w:val="single" w:sz="8" w:space="11" w:color="E8D59A"/>
-        </w:pBdr>
-        <w:shd w:val="clear" w:color="auto" w:fill="FFF8E1"/>
-      </w:pPr>
-      <w:r>
-        <w:rPr>
-          <w:rFonts w:ascii="Arial" w:hAnsi="Arial" w:eastAsia="Arial" w:cs="Arial"/>
-          <w:b/>
-          <w:i w:val="0"/>
-          <w:color w:val="9A7417"/>
-          <w:sz w:val="22"/>
-        </w:rPr>
-        <w:t xml:space="preserve">Moral: </w:t>
-      </w:r>
-      <w:r>
-        <w:rPr>
-          <w:rFonts w:ascii="Arial" w:hAnsi="Arial" w:eastAsia="Arial" w:cs="Arial"/>
-          <w:b w:val="0"/>
-          <w:i w:val="0"/>
-          <w:color w:val="3F3826"/>
-          <w:sz w:val="22"/>
-        </w:rPr>
-        <w:t>The most valuable decoration is honesty. A person is exalted not by his appearance, but by having a true word and a clear conscience.</w:t>
-      </w:r>
-    </w:p>
-    <w:p>
-      <w:pPr>
-        <w:keepLines/>
-        <w:widowControl/>
-        <w:spacing w:before="60" w:after="0" w:line="240" w:lineRule="auto"/>
-        <w:jc w:val="right"/>
-      </w:pPr>
-      <w:r>
-        <w:rPr>
-          <w:rFonts w:ascii="Arial" w:hAnsi="Arial" w:eastAsia="Arial" w:cs="Arial"/>
-          <w:b w:val="0"/>
-          <w:i/>
-          <w:color w:val="8A7950"/>
-          <w:sz w:val="17"/>
-        </w:rPr>
-        <w:t>The story was obtained from open Internet sources.</w:t>
+        <w:t>Source: Publicly available internet sources.</w:t>
       </w:r>
     </w:p>
     <w:sectPr>
       <w:pgSz w:w="12240" w:h="15840"/>
-      <w:pgMar w:top="1440" w:right="1440" w:bottom="1440" w:left="1440" w:header="708" w:footer="708" w:gutter="0"/>
+      <w:pgMar w:top="1080" w:right="1224" w:bottom="1080" w:left="1224" w:header="720" w:footer="720" w:gutter="0"/>
       <w:cols w:space="720"/>
       <w:docGrid w:linePitch="360"/>
     </w:sectPr>
@@ -573,12 +474,14 @@
     <w:qFormat/>
     <w:rsid w:val="00FC693F"/>
     <w:pPr>
-      <w:spacing w:before="0" w:after="160" w:line="276" w:lineRule="auto"/>
+      <w:widowControl/>
+      <w:spacing w:after="120" w:line="259" w:lineRule="auto"/>
     </w:pPr>
     <w:rPr>
-      <w:rFonts w:ascii="Arial" w:hAnsi="Arial" w:eastAsia="Arial"/>
+      <w:rFonts w:ascii="Arial" w:hAnsi="Arial"/>
       <w:color w:val="000000"/>
       <w:sz w:val="22"/>
+      <w:lang w:val="en-US"/>
     </w:rPr>
   </w:style>
   <w:style w:type="paragraph" w:styleId="Header">
@@ -922,18 +825,17 @@
     <w:qFormat/>
     <w:rsid w:val="00FC693F"/>
     <w:pPr>
-      <w:pBdr>
-        <w:bottom w:val="single" w:sz="8" w:space="4" w:color="4F81BD" w:themeColor="accent1"/>
-      </w:pBdr>
-      <w:spacing w:after="300" w:line="240" w:lineRule="auto"/>
+      <w:keepNext/>
+      <w:spacing w:after="280" w:line="240" w:lineRule="auto"/>
       <w:contextualSpacing/>
     </w:pPr>
     <w:rPr>
-      <w:rFonts w:asciiTheme="majorHAnsi" w:eastAsiaTheme="majorEastAsia" w:hAnsiTheme="majorHAnsi" w:cstheme="majorBidi"/>
-      <w:color w:val="17365D" w:themeColor="text2" w:themeShade="BF"/>
+      <w:rFonts w:asciiTheme="majorHAnsi" w:eastAsiaTheme="majorEastAsia" w:hAnsiTheme="majorHAnsi" w:cstheme="majorBidi" w:ascii="Arial" w:hAnsi="Arial"/>
+      <w:b/>
+      <w:color w:val="000000"/>
       <w:spacing w:val="5"/>
       <w:kern w:val="28"/>
-      <w:sz w:val="52"/>
+      <w:sz w:val="34"/>
       <w:szCs w:val="52"/>
     </w:rPr>
   </w:style>
@@ -1409,9 +1311,6 @@
     <w:qFormat/>
     <w:rsid w:val="00FC693F"/>
     <w:pPr>
-      <w:pBdr>
-        <w:bottom w:val="single" w:sz="4" w:space="4" w:color="4F81BD" w:themeColor="accent1"/>
-      </w:pBdr>
       <w:spacing w:before="200" w:after="280"/>
       <w:ind w:left="936" w:right="936"/>
     </w:pPr>
@@ -12262,18 +12161,6 @@
         <w:shd w:val="clear" w:color="auto" w:fill="FBCAA2" w:themeFill="accent6" w:themeFillTint="7F"/>
       </w:tcPr>
     </w:tblStylePr>
-  </w:style>
-  <w:style w:type="paragraph" w:customStyle="1" w:styleId="Moral">
-    <w:name w:val="Moral"/>
-    <w:basedOn w:val="Normal"/>
-    <w:pPr>
-      <w:spacing w:before="160" w:after="0" w:line="276" w:lineRule="auto"/>
-    </w:pPr>
-    <w:rPr>
-      <w:rFonts w:ascii="Arial" w:hAnsi="Arial" w:eastAsia="Arial"/>
-      <w:i/>
-      <w:sz w:val="22"/>
-    </w:rPr>
   </w:style>
 </w:styles>
 </file>

--- a/en/wisdom-stories/flower-of-honesty.docx
+++ b/en/wisdom-stories/flower-of-honesty.docx
@@ -33,7 +33,7 @@
     <w:p>
       <w:pPr/>
       <w:r>
-        <w:t>The prince gave each woman a seed. “Plant this and return in six months,” he said. “I will marry the woman who grows the most beautiful flower.” They went home full of excitement.</w:t>
+        <w:t>The prince gave each woman a seed. “Plant this in a pot and return in six months,” he said. “I will marry the woman who grows the most beautiful flower.” They went home full of excitement.</w:t>
       </w:r>
     </w:p>
     <w:p>
@@ -45,7 +45,7 @@
     <w:p>
       <w:pPr/>
       <w:r>
-        <w:t>The prince walked through the hall, examining every pot. Then he announced that he had chosen the servant’s daughter.</w:t>
+        <w:t>The prince walked through the hall, examining every pot. Then he announced in a loud voice that he had chosen the servant’s daughter.</w:t>
       </w:r>
     </w:p>
     <w:p>
@@ -53,7 +53,7 @@
         <w:spacing w:after="80"/>
       </w:pPr>
       <w:r>
-        <w:t>The others protested. How could he choose the only woman who had brought no flower?</w:t>
+        <w:t>Everyone was astonished. The others protested. How could he choose the only woman who had brought no flower?</w:t>
       </w:r>
     </w:p>
     <w:p>
@@ -69,7 +69,7 @@
         <w:keepNext/>
       </w:pPr>
       <w:r>
-        <w:t>“She has brought me the most precious flower of all: honesty. None of the seeds I gave you could grow.”</w:t>
+        <w:t>“She grew the most precious flower and brought it to me: honesty. Every seed I gave you was fake; none of them could bloom.”</w:t>
       </w:r>
     </w:p>
     <w:p>
@@ -82,11 +82,9 @@
         <w:rPr>
           <w:b/>
         </w:rPr>
-        <w:t>Moral:</w:t>
+        <w:t>Moral: The most valuable adornment is honesty. A person rises not by outward appearance, but by true words and a clear conscience.</w:t>
       </w:r>
-      <w:r>
-        <w:t xml:space="preserve"> Honesty is more valuable than any outward display. Truthfulness and a clear conscience reveal a person’s worth.</w:t>
-      </w:r>
+      <w:r/>
     </w:p>
     <w:p>
       <w:pPr>
@@ -97,7 +95,7 @@
           <w:i/>
           <w:sz w:val="18"/>
         </w:rPr>
-        <w:t>Source: Publicly available internet sources.</w:t>
+        <w:t>Stories are taken from open Internet sources; illustrations were created with AI.</w:t>
       </w:r>
     </w:p>
     <w:sectPr>

--- a/en/wisdom-stories/flower-of-honesty.docx
+++ b/en/wisdom-stories/flower-of-honesty.docx
@@ -222,7 +222,7 @@
         <w:rPr>
           <w:lang/>
         </w:rPr>
-        <w:t>At the palace, flowers bloomed in every colour. Her own pot held only soil. Embarrassed, she stood to one side.</w:t>
+        <w:t xml:space="preserve">At the palace, flowers bloomed in every color. Her own pot held only soil. Embarrassed, she stood to one side.</w:t>
       </w:r>
     </w:p>
     <w:p>
